--- a/ProyInt/Reporte_de_Pruebas_PlagaControl.docx
+++ b/ProyInt/Reporte_de_Pruebas_PlagaControl.docx
@@ -1,6 +1,6 @@
 
 <file path=word/document.xml><?xml version="1.0" encoding="utf-8"?>
-<w:document xmlns:wpc="http://schemas.microsoft.com/office/word/2010/wordprocessingCanvas" xmlns:cx="http://schemas.microsoft.com/office/drawing/2014/chartex" xmlns:cx1="http://schemas.microsoft.com/office/drawing/2015/9/8/chartex" xmlns:cx2="http://schemas.microsoft.com/office/drawing/2015/10/21/chartex" xmlns:cx3="http://schemas.microsoft.com/office/drawing/2016/5/9/chartex" xmlns:cx4="http://schemas.microsoft.com/office/drawing/2016/5/10/chartex" xmlns:cx5="http://schemas.microsoft.com/office/drawing/2016/5/11/chartex" xmlns:cx6="http://schemas.microsoft.com/office/drawing/2016/5/12/chartex" xmlns:cx7="http://schemas.microsoft.com/office/drawing/2016/5/13/chartex" xmlns:cx8="http://schemas.microsoft.com/office/drawing/2016/5/14/chartex" xmlns:mc="http://schemas.openxmlformats.org/markup-compatibility/2006" xmlns:aink="http://schemas.microsoft.com/office/drawing/2016/ink" xmlns:am3d="http://schemas.microsoft.com/office/drawing/2017/model3d" xmlns:o="urn:schemas-microsoft-com:office:office" xmlns:oel="http://schemas.microsoft.com/office/2019/extlst" xmlns:r="http://schemas.openxmlformats.org/officeDocument/2006/relationships" xmlns:m="http://schemas.openxmlformats.org/officeDocument/2006/math" xmlns:v="urn:schemas-microsoft-com:vml" xmlns:wp14="http://schemas.microsoft.com/office/word/2010/wordprocessingDrawing" xmlns:wp="http://schemas.openxmlformats.org/drawingml/2006/wordprocessingDrawing" xmlns:w10="urn:schemas-microsoft-com:office:word" xmlns:w="http://schemas.openxmlformats.org/wordprocessingml/2006/main" xmlns:w14="http://schemas.microsoft.com/office/word/2010/wordml" xmlns:w15="http://schemas.microsoft.com/office/word/2012/wordml" xmlns:w16cex="http://schemas.microsoft.com/office/word/2018/wordml/cex" xmlns:w16cid="http://schemas.microsoft.com/office/word/2016/wordml/cid" xmlns:w16="http://schemas.microsoft.com/office/word/2018/wordml" xmlns:w16du="http://schemas.microsoft.com/office/word/2023/wordml/word16du" xmlns:w16sdtdh="http://schemas.microsoft.com/office/word/2020/wordml/sdtdatahash" xmlns:w16sdtfl="http://schemas.microsoft.com/office/word/2024/wordml/sdtformatlock" xmlns:w16se="http://schemas.microsoft.com/office/word/2015/wordml/symex" xmlns:wpg="http://schemas.microsoft.com/office/word/2010/wordprocessingGroup" xmlns:wpi="http://schemas.microsoft.com/office/word/2010/wordprocessingInk" xmlns:wne="http://schemas.microsoft.com/office/word/2006/wordml" xmlns:wps="http://schemas.microsoft.com/office/word/2010/wordprocessingShape" mc:Ignorable="w14 w15 w16se w16cid w16 w16cex w16sdtdh w16sdtfl w16du wp14">
+<w:document xmlns:wpc="http://schemas.microsoft.com/office/word/2010/wordprocessingCanvas" xmlns:cx="http://schemas.microsoft.com/office/drawing/2014/chartex" xmlns:cx1="http://schemas.microsoft.com/office/drawing/2015/9/8/chartex" xmlns:cx2="http://schemas.microsoft.com/office/drawing/2015/10/21/chartex" xmlns:cx3="http://schemas.microsoft.com/office/drawing/2016/5/9/chartex" xmlns:cx4="http://schemas.microsoft.com/office/drawing/2016/5/10/chartex" xmlns:cx5="http://schemas.microsoft.com/office/drawing/2016/5/11/chartex" xmlns:cx6="http://schemas.microsoft.com/office/drawing/2016/5/12/chartex" xmlns:cx7="http://schemas.microsoft.com/office/drawing/2016/5/13/chartex" xmlns:cx8="http://schemas.microsoft.com/office/drawing/2016/5/14/chartex" xmlns:mc="http://schemas.openxmlformats.org/markup-compatibility/2006" xmlns:aink="http://schemas.microsoft.com/office/drawing/2016/ink" xmlns:am3d="http://schemas.microsoft.com/office/drawing/2017/model3d" xmlns:o="urn:schemas-microsoft-com:office:office" xmlns:oel="http://schemas.microsoft.com/office/2019/extlst" xmlns:r="http://schemas.openxmlformats.org/officeDocument/2006/relationships" xmlns:m="http://schemas.openxmlformats.org/officeDocument/2006/math" xmlns:v="urn:schemas-microsoft-com:vml" xmlns:wp14="http://schemas.microsoft.com/office/word/2010/wordprocessingDrawing" xmlns:wp="http://schemas.openxmlformats.org/drawingml/2006/wordprocessingDrawing" xmlns:w10="urn:schemas-microsoft-com:office:word" xmlns:w="http://schemas.openxmlformats.org/wordprocessingml/2006/main" xmlns:w14="http://schemas.microsoft.com/office/word/2010/wordml" xmlns:w15="http://schemas.microsoft.com/office/word/2012/wordml" xmlns:w16cei="http://schemas.microsoft.com/office/word/2026/wordml/cei" xmlns:w16cex="http://schemas.microsoft.com/office/word/2018/wordml/cex" xmlns:w16cid="http://schemas.microsoft.com/office/word/2016/wordml/cid" xmlns:w16="http://schemas.microsoft.com/office/word/2018/wordml" xmlns:w16du="http://schemas.microsoft.com/office/word/2023/wordml/word16du" xmlns:w16sdtdh="http://schemas.microsoft.com/office/word/2020/wordml/sdtdatahash" xmlns:w16sdtfl="http://schemas.microsoft.com/office/word/2024/wordml/sdtformatlock" xmlns:w16se="http://schemas.microsoft.com/office/word/2015/wordml/symex" xmlns:wpg="http://schemas.microsoft.com/office/word/2010/wordprocessingGroup" xmlns:wpi="http://schemas.microsoft.com/office/word/2010/wordprocessingInk" xmlns:wne="http://schemas.microsoft.com/office/word/2006/wordml" xmlns:wps="http://schemas.microsoft.com/office/word/2010/wordprocessingShape" mc:Ignorable="w14 w15 w16se w16cid w16 w16cex w16sdtdh w16sdtfl w16du wp14">
   <w:body>
     <w:p>
       <w:pPr>
@@ -194,7 +194,13 @@
               <w:rPr>
                 <w:lang w:val="es-MX"/>
               </w:rPr>
-              <w:t xml:space="preserve">Desarrollo Web Integral </w:t>
+              <w:t>Proyecto Integrador</w:t>
+            </w:r>
+            <w:r>
+              <w:rPr>
+                <w:lang w:val="es-MX"/>
+              </w:rPr>
+              <w:t xml:space="preserve"> </w:t>
             </w:r>
           </w:p>
         </w:tc>
@@ -415,9 +421,35 @@
           <w:p>
             <w:pPr>
               <w:cnfStyle w:val="000000000000" w:firstRow="0" w:lastRow="0" w:firstColumn="0" w:lastColumn="0" w:oddVBand="0" w:evenVBand="0" w:oddHBand="0" w:evenHBand="0" w:firstRowFirstColumn="0" w:firstRowLastColumn="0" w:lastRowFirstColumn="0" w:lastRowLastColumn="0"/>
+              <w:rPr>
+                <w:lang w:val="es-MX"/>
+              </w:rPr>
             </w:pPr>
             <w:r>
-              <w:t>ARTURO BRAVO BAEZ</w:t>
+              <w:rPr>
+                <w:lang w:val="es-MX"/>
+              </w:rPr>
+              <w:t xml:space="preserve">Eric de </w:t>
+            </w:r>
+            <w:proofErr w:type="spellStart"/>
+            <w:r>
+              <w:rPr>
+                <w:lang w:val="es-MX"/>
+              </w:rPr>
+              <w:t>Jesus</w:t>
+            </w:r>
+            <w:proofErr w:type="spellEnd"/>
+            <w:r>
+              <w:rPr>
+                <w:lang w:val="es-MX"/>
+              </w:rPr>
+              <w:t xml:space="preserve"> Flores A</w:t>
+            </w:r>
+            <w:r>
+              <w:rPr>
+                <w:lang w:val="es-MX"/>
+              </w:rPr>
+              <w:t>costa</w:t>
             </w:r>
           </w:p>
         </w:tc>
@@ -456,8 +488,13 @@
             <w:pPr>
               <w:cnfStyle w:val="000000000000" w:firstRow="0" w:lastRow="0" w:firstColumn="0" w:lastColumn="0" w:oddVBand="0" w:evenVBand="0" w:oddHBand="0" w:evenHBand="0" w:firstRowFirstColumn="0" w:firstRowLastColumn="0" w:lastRowFirstColumn="0" w:lastRowLastColumn="0"/>
             </w:pPr>
-            <w:r>
-              <w:t>14 de Julio de 2026</w:t>
+            <w:proofErr w:type="spellStart"/>
+            <w:r>
+              <w:t>Evaluación</w:t>
+            </w:r>
+            <w:proofErr w:type="spellEnd"/>
+            <w:r>
+              <w:t xml:space="preserve"> 2P</w:t>
             </w:r>
           </w:p>
         </w:tc>
@@ -545,7 +582,15 @@
       </w:r>
       <w:proofErr w:type="spellEnd"/>
       <w:r>
-        <w:t xml:space="preserve"> de las Pruebas Realizadas</w:t>
+        <w:t xml:space="preserve"> de las </w:t>
+      </w:r>
+      <w:proofErr w:type="spellStart"/>
+      <w:r>
+        <w:t>Pruebas</w:t>
+      </w:r>
+      <w:proofErr w:type="spellEnd"/>
+      <w:r>
+        <w:t xml:space="preserve"> Realizadas</w:t>
       </w:r>
     </w:p>
     <w:p>
@@ -1061,7 +1106,15 @@
       </w:r>
       <w:proofErr w:type="spellEnd"/>
       <w:r>
-        <w:t xml:space="preserve"> de software permiten:</w:t>
+        <w:t xml:space="preserve"> de software </w:t>
+      </w:r>
+      <w:proofErr w:type="spellStart"/>
+      <w:r>
+        <w:t>permiten</w:t>
+      </w:r>
+      <w:proofErr w:type="spellEnd"/>
+      <w:r>
+        <w:t>:</w:t>
       </w:r>
     </w:p>
     <w:p>
@@ -4754,7 +4807,15 @@
             </w:r>
             <w:proofErr w:type="spellEnd"/>
             <w:r>
-              <w:t xml:space="preserve"> en el historial de reportes.</w:t>
+              <w:t xml:space="preserve"> </w:t>
+            </w:r>
+            <w:proofErr w:type="spellStart"/>
+            <w:r>
+              <w:t>en</w:t>
+            </w:r>
+            <w:proofErr w:type="spellEnd"/>
+            <w:r>
+              <w:t xml:space="preserve"> el historial de reportes.</w:t>
             </w:r>
           </w:p>
         </w:tc>
@@ -9821,21 +9882,7 @@
         <w:rPr>
           <w:lang w:val="es-MX"/>
         </w:rPr>
-        <w:t xml:space="preserve">Se simuló el inicio de sesión para un usuario con autenticación de dos factores configurada. Al ingresar sus datos básicos en el </w:t>
-      </w:r>
-      <w:proofErr w:type="spellStart"/>
-      <w:r>
-        <w:rPr>
-          <w:lang w:val="es-MX"/>
-        </w:rPr>
-        <w:t>login</w:t>
-      </w:r>
-      <w:proofErr w:type="spellEnd"/>
-      <w:r>
-        <w:rPr>
-          <w:lang w:val="es-MX"/>
-        </w:rPr>
-        <w:t>, el servidor retornó el parámetro `</w:t>
+        <w:t>Se simuló el inicio de sesión para un usuario con autenticación de dos factores configurada. Al ingresar sus datos básicos en el login, el servidor retornó el parámetro `</w:t>
       </w:r>
       <w:proofErr w:type="spellStart"/>
       <w:r>
@@ -10524,6 +10571,9 @@
     </w:p>
     <w:p>
       <w:r>
+        <w:rPr>
+          <w:lang w:val="es-MX"/>
+        </w:rPr>
         <w:t xml:space="preserve"> </w:t>
       </w:r>
       <w:proofErr w:type="spellStart"/>
@@ -11075,6 +11125,7 @@
               </w:rPr>
               <w:t xml:space="preserve"> = </w:t>
             </w:r>
+            <w:proofErr w:type="spellStart"/>
             <w:proofErr w:type="gramStart"/>
             <w:r>
               <w:rPr>
@@ -11083,6 +11134,7 @@
               </w:rPr>
               <w:t>req.userId</w:t>
             </w:r>
+            <w:proofErr w:type="spellEnd"/>
             <w:proofErr w:type="gramEnd"/>
             <w:r>
               <w:rPr>
@@ -11893,6 +11945,7 @@
       </w:pPr>
       <w:r>
         <w:rPr>
+          <w:noProof/>
           <w:lang w:val="es-MX"/>
         </w:rPr>
         <w:drawing>
@@ -11933,6 +11986,7 @@
       </w:r>
       <w:r>
         <w:rPr>
+          <w:noProof/>
           <w:lang w:val="es-MX"/>
         </w:rPr>
         <w:drawing>
@@ -12031,6 +12085,7 @@
       </w:pPr>
       <w:r>
         <w:rPr>
+          <w:noProof/>
           <w:lang w:val="es-MX"/>
         </w:rPr>
         <w:drawing>
@@ -12121,27 +12176,14 @@
           <w:b/>
           <w:lang w:val="es-MX"/>
         </w:rPr>
-        <w:t xml:space="preserve">[CAPTURA 3 – Pantalla de </w:t>
-      </w:r>
-      <w:proofErr w:type="spellStart"/>
-      <w:r>
-        <w:rPr>
-          <w:b/>
-          <w:lang w:val="es-MX"/>
-        </w:rPr>
-        <w:t>login</w:t>
-      </w:r>
-      <w:proofErr w:type="spellEnd"/>
-      <w:r>
-        <w:rPr>
-          <w:b/>
-          <w:lang w:val="es-MX"/>
-        </w:rPr>
-        <w:t xml:space="preserve"> solicitando el token TOTP de 6 dígitos]</w:t>
+        <w:t>[CAPTURA 3 – Pantalla de login solicitando el token TOTP de 6 dígitos]</w:t>
       </w:r>
     </w:p>
     <w:p>
       <w:r>
+        <w:rPr>
+          <w:noProof/>
+        </w:rPr>
         <w:drawing>
           <wp:inline distT="0" distB="0" distL="0" distR="0" wp14:anchorId="4DB1DFCE" wp14:editId="69A40052">
             <wp:extent cx="2800350" cy="2973463"/>
@@ -12345,6 +12387,7 @@
       </w:r>
       <w:r>
         <w:rPr>
+          <w:noProof/>
           <w:lang w:val="es-MX"/>
         </w:rPr>
         <w:drawing>
@@ -12532,6 +12575,7 @@
       </w:pPr>
       <w:r>
         <w:rPr>
+          <w:noProof/>
           <w:lang w:val="es-MX"/>
         </w:rPr>
         <w:drawing>
@@ -12654,7 +12698,13 @@
         </w:rPr>
       </w:pPr>
     </w:p>
-    <w:p/>
+    <w:p>
+      <w:pPr>
+        <w:rPr>
+          <w:lang w:val="es-MX"/>
+        </w:rPr>
+      </w:pPr>
+    </w:p>
     <w:p>
       <w:pPr>
         <w:pStyle w:val="Ttulo2"/>
@@ -12713,6 +12763,7 @@
       </w:pPr>
       <w:r>
         <w:rPr>
+          <w:noProof/>
           <w:lang w:val="es-MX"/>
         </w:rPr>
         <w:drawing>
@@ -12841,6 +12892,7 @@
       </w:pPr>
       <w:r>
         <w:rPr>
+          <w:noProof/>
           <w:lang w:val="es-MX"/>
         </w:rPr>
         <w:drawing>
@@ -12912,7 +12964,7 @@
 </file>
 
 <file path=word/endnotes.xml><?xml version="1.0" encoding="utf-8"?>
-<w:endnotes xmlns:wpc="http://schemas.microsoft.com/office/word/2010/wordprocessingCanvas" xmlns:cx="http://schemas.microsoft.com/office/drawing/2014/chartex" xmlns:cx1="http://schemas.microsoft.com/office/drawing/2015/9/8/chartex" xmlns:cx2="http://schemas.microsoft.com/office/drawing/2015/10/21/chartex" xmlns:cx3="http://schemas.microsoft.com/office/drawing/2016/5/9/chartex" xmlns:cx4="http://schemas.microsoft.com/office/drawing/2016/5/10/chartex" xmlns:cx5="http://schemas.microsoft.com/office/drawing/2016/5/11/chartex" xmlns:cx6="http://schemas.microsoft.com/office/drawing/2016/5/12/chartex" xmlns:cx7="http://schemas.microsoft.com/office/drawing/2016/5/13/chartex" xmlns:cx8="http://schemas.microsoft.com/office/drawing/2016/5/14/chartex" xmlns:mc="http://schemas.openxmlformats.org/markup-compatibility/2006" xmlns:aink="http://schemas.microsoft.com/office/drawing/2016/ink" xmlns:am3d="http://schemas.microsoft.com/office/drawing/2017/model3d" xmlns:o="urn:schemas-microsoft-com:office:office" xmlns:oel="http://schemas.microsoft.com/office/2019/extlst" xmlns:r="http://schemas.openxmlformats.org/officeDocument/2006/relationships" xmlns:m="http://schemas.openxmlformats.org/officeDocument/2006/math" xmlns:v="urn:schemas-microsoft-com:vml" xmlns:wp14="http://schemas.microsoft.com/office/word/2010/wordprocessingDrawing" xmlns:wp="http://schemas.openxmlformats.org/drawingml/2006/wordprocessingDrawing" xmlns:w10="urn:schemas-microsoft-com:office:word" xmlns:w="http://schemas.openxmlformats.org/wordprocessingml/2006/main" xmlns:w14="http://schemas.microsoft.com/office/word/2010/wordml" xmlns:w15="http://schemas.microsoft.com/office/word/2012/wordml" xmlns:w16cex="http://schemas.microsoft.com/office/word/2018/wordml/cex" xmlns:w16cid="http://schemas.microsoft.com/office/word/2016/wordml/cid" xmlns:w16="http://schemas.microsoft.com/office/word/2018/wordml" xmlns:w16du="http://schemas.microsoft.com/office/word/2023/wordml/word16du" xmlns:w16sdtdh="http://schemas.microsoft.com/office/word/2020/wordml/sdtdatahash" xmlns:w16sdtfl="http://schemas.microsoft.com/office/word/2024/wordml/sdtformatlock" xmlns:w16se="http://schemas.microsoft.com/office/word/2015/wordml/symex" xmlns:wpg="http://schemas.microsoft.com/office/word/2010/wordprocessingGroup" xmlns:wpi="http://schemas.microsoft.com/office/word/2010/wordprocessingInk" xmlns:wne="http://schemas.microsoft.com/office/word/2006/wordml" xmlns:wps="http://schemas.microsoft.com/office/word/2010/wordprocessingShape" mc:Ignorable="w14 w15 w16se w16cid w16 w16cex w16sdtdh w16sdtfl w16du wp14">
+<w:endnotes xmlns:wpc="http://schemas.microsoft.com/office/word/2010/wordprocessingCanvas" xmlns:cx="http://schemas.microsoft.com/office/drawing/2014/chartex" xmlns:cx1="http://schemas.microsoft.com/office/drawing/2015/9/8/chartex" xmlns:cx2="http://schemas.microsoft.com/office/drawing/2015/10/21/chartex" xmlns:cx3="http://schemas.microsoft.com/office/drawing/2016/5/9/chartex" xmlns:cx4="http://schemas.microsoft.com/office/drawing/2016/5/10/chartex" xmlns:cx5="http://schemas.microsoft.com/office/drawing/2016/5/11/chartex" xmlns:cx6="http://schemas.microsoft.com/office/drawing/2016/5/12/chartex" xmlns:cx7="http://schemas.microsoft.com/office/drawing/2016/5/13/chartex" xmlns:cx8="http://schemas.microsoft.com/office/drawing/2016/5/14/chartex" xmlns:mc="http://schemas.openxmlformats.org/markup-compatibility/2006" xmlns:aink="http://schemas.microsoft.com/office/drawing/2016/ink" xmlns:am3d="http://schemas.microsoft.com/office/drawing/2017/model3d" xmlns:o="urn:schemas-microsoft-com:office:office" xmlns:oel="http://schemas.microsoft.com/office/2019/extlst" xmlns:r="http://schemas.openxmlformats.org/officeDocument/2006/relationships" xmlns:m="http://schemas.openxmlformats.org/officeDocument/2006/math" xmlns:v="urn:schemas-microsoft-com:vml" xmlns:wp14="http://schemas.microsoft.com/office/word/2010/wordprocessingDrawing" xmlns:wp="http://schemas.openxmlformats.org/drawingml/2006/wordprocessingDrawing" xmlns:w10="urn:schemas-microsoft-com:office:word" xmlns:w="http://schemas.openxmlformats.org/wordprocessingml/2006/main" xmlns:w14="http://schemas.microsoft.com/office/word/2010/wordml" xmlns:w15="http://schemas.microsoft.com/office/word/2012/wordml" xmlns:w16cei="http://schemas.microsoft.com/office/word/2026/wordml/cei" xmlns:w16cex="http://schemas.microsoft.com/office/word/2018/wordml/cex" xmlns:w16cid="http://schemas.microsoft.com/office/word/2016/wordml/cid" xmlns:w16="http://schemas.microsoft.com/office/word/2018/wordml" xmlns:w16du="http://schemas.microsoft.com/office/word/2023/wordml/word16du" xmlns:w16sdtdh="http://schemas.microsoft.com/office/word/2020/wordml/sdtdatahash" xmlns:w16sdtfl="http://schemas.microsoft.com/office/word/2024/wordml/sdtformatlock" xmlns:w16se="http://schemas.microsoft.com/office/word/2015/wordml/symex" xmlns:wpg="http://schemas.microsoft.com/office/word/2010/wordprocessingGroup" xmlns:wpi="http://schemas.microsoft.com/office/word/2010/wordprocessingInk" xmlns:wne="http://schemas.microsoft.com/office/word/2006/wordml" xmlns:wps="http://schemas.microsoft.com/office/word/2010/wordprocessingShape" mc:Ignorable="w14 w15 w16se w16cid w16 w16cex w16sdtdh w16sdtfl w16du wp14">
   <w:endnote w:type="separator" w:id="-1">
     <w:p>
       <w:pPr>
@@ -12937,7 +12989,7 @@
 </file>
 
 <file path=word/footer1.xml><?xml version="1.0" encoding="utf-8"?>
-<w:ftr xmlns:wpc="http://schemas.microsoft.com/office/word/2010/wordprocessingCanvas" xmlns:cx="http://schemas.microsoft.com/office/drawing/2014/chartex" xmlns:cx1="http://schemas.microsoft.com/office/drawing/2015/9/8/chartex" xmlns:cx2="http://schemas.microsoft.com/office/drawing/2015/10/21/chartex" xmlns:cx3="http://schemas.microsoft.com/office/drawing/2016/5/9/chartex" xmlns:cx4="http://schemas.microsoft.com/office/drawing/2016/5/10/chartex" xmlns:cx5="http://schemas.microsoft.com/office/drawing/2016/5/11/chartex" xmlns:cx6="http://schemas.microsoft.com/office/drawing/2016/5/12/chartex" xmlns:cx7="http://schemas.microsoft.com/office/drawing/2016/5/13/chartex" xmlns:cx8="http://schemas.microsoft.com/office/drawing/2016/5/14/chartex" xmlns:mc="http://schemas.openxmlformats.org/markup-compatibility/2006" xmlns:aink="http://schemas.microsoft.com/office/drawing/2016/ink" xmlns:am3d="http://schemas.microsoft.com/office/drawing/2017/model3d" xmlns:o="urn:schemas-microsoft-com:office:office" xmlns:oel="http://schemas.microsoft.com/office/2019/extlst" xmlns:r="http://schemas.openxmlformats.org/officeDocument/2006/relationships" xmlns:m="http://schemas.openxmlformats.org/officeDocument/2006/math" xmlns:v="urn:schemas-microsoft-com:vml" xmlns:wp14="http://schemas.microsoft.com/office/word/2010/wordprocessingDrawing" xmlns:wp="http://schemas.openxmlformats.org/drawingml/2006/wordprocessingDrawing" xmlns:w10="urn:schemas-microsoft-com:office:word" xmlns:w="http://schemas.openxmlformats.org/wordprocessingml/2006/main" xmlns:w14="http://schemas.microsoft.com/office/word/2010/wordml" xmlns:w15="http://schemas.microsoft.com/office/word/2012/wordml" xmlns:w16cex="http://schemas.microsoft.com/office/word/2018/wordml/cex" xmlns:w16cid="http://schemas.microsoft.com/office/word/2016/wordml/cid" xmlns:w16="http://schemas.microsoft.com/office/word/2018/wordml" xmlns:w16du="http://schemas.microsoft.com/office/word/2023/wordml/word16du" xmlns:w16sdtdh="http://schemas.microsoft.com/office/word/2020/wordml/sdtdatahash" xmlns:w16sdtfl="http://schemas.microsoft.com/office/word/2024/wordml/sdtformatlock" xmlns:w16se="http://schemas.microsoft.com/office/word/2015/wordml/symex" xmlns:wpg="http://schemas.microsoft.com/office/word/2010/wordprocessingGroup" xmlns:wpi="http://schemas.microsoft.com/office/word/2010/wordprocessingInk" xmlns:wne="http://schemas.microsoft.com/office/word/2006/wordml" xmlns:wps="http://schemas.microsoft.com/office/word/2010/wordprocessingShape" mc:Ignorable="w14 w15 w16se w16cid w16 w16cex w16sdtdh w16sdtfl w16du wp14">
+<w:ftr xmlns:wpc="http://schemas.microsoft.com/office/word/2010/wordprocessingCanvas" xmlns:cx="http://schemas.microsoft.com/office/drawing/2014/chartex" xmlns:cx1="http://schemas.microsoft.com/office/drawing/2015/9/8/chartex" xmlns:cx2="http://schemas.microsoft.com/office/drawing/2015/10/21/chartex" xmlns:cx3="http://schemas.microsoft.com/office/drawing/2016/5/9/chartex" xmlns:cx4="http://schemas.microsoft.com/office/drawing/2016/5/10/chartex" xmlns:cx5="http://schemas.microsoft.com/office/drawing/2016/5/11/chartex" xmlns:cx6="http://schemas.microsoft.com/office/drawing/2016/5/12/chartex" xmlns:cx7="http://schemas.microsoft.com/office/drawing/2016/5/13/chartex" xmlns:cx8="http://schemas.microsoft.com/office/drawing/2016/5/14/chartex" xmlns:mc="http://schemas.openxmlformats.org/markup-compatibility/2006" xmlns:aink="http://schemas.microsoft.com/office/drawing/2016/ink" xmlns:am3d="http://schemas.microsoft.com/office/drawing/2017/model3d" xmlns:o="urn:schemas-microsoft-com:office:office" xmlns:oel="http://schemas.microsoft.com/office/2019/extlst" xmlns:r="http://schemas.openxmlformats.org/officeDocument/2006/relationships" xmlns:m="http://schemas.openxmlformats.org/officeDocument/2006/math" xmlns:v="urn:schemas-microsoft-com:vml" xmlns:wp14="http://schemas.microsoft.com/office/word/2010/wordprocessingDrawing" xmlns:wp="http://schemas.openxmlformats.org/drawingml/2006/wordprocessingDrawing" xmlns:w10="urn:schemas-microsoft-com:office:word" xmlns:w="http://schemas.openxmlformats.org/wordprocessingml/2006/main" xmlns:w14="http://schemas.microsoft.com/office/word/2010/wordml" xmlns:w15="http://schemas.microsoft.com/office/word/2012/wordml" xmlns:w16cei="http://schemas.microsoft.com/office/word/2026/wordml/cei" xmlns:w16cex="http://schemas.microsoft.com/office/word/2018/wordml/cex" xmlns:w16cid="http://schemas.microsoft.com/office/word/2016/wordml/cid" xmlns:w16="http://schemas.microsoft.com/office/word/2018/wordml" xmlns:w16du="http://schemas.microsoft.com/office/word/2023/wordml/word16du" xmlns:w16sdtdh="http://schemas.microsoft.com/office/word/2020/wordml/sdtdatahash" xmlns:w16sdtfl="http://schemas.microsoft.com/office/word/2024/wordml/sdtformatlock" xmlns:w16se="http://schemas.microsoft.com/office/word/2015/wordml/symex" xmlns:wpg="http://schemas.microsoft.com/office/word/2010/wordprocessingGroup" xmlns:wpi="http://schemas.microsoft.com/office/word/2010/wordprocessingInk" xmlns:wne="http://schemas.microsoft.com/office/word/2006/wordml" xmlns:wps="http://schemas.microsoft.com/office/word/2010/wordprocessingShape" mc:Ignorable="w14 w15 w16se w16cid w16 w16cex w16sdtdh w16sdtfl w16du wp14">
   <w:p>
     <w:pPr>
       <w:pStyle w:val="Piedepgina"/>
@@ -12946,11 +12998,19 @@
         <w:lang w:val="es-MX"/>
       </w:rPr>
     </w:pPr>
+    <w:proofErr w:type="spellStart"/>
     <w:r>
       <w:rPr>
         <w:lang w:val="es-MX"/>
       </w:rPr>
-      <w:t xml:space="preserve">PlagaControl | Reporte de Pruebas de QA - Página </w:t>
+      <w:t>PlagaControl</w:t>
+    </w:r>
+    <w:proofErr w:type="spellEnd"/>
+    <w:r>
+      <w:rPr>
+        <w:lang w:val="es-MX"/>
+      </w:rPr>
+      <w:t xml:space="preserve"> | Reporte de Pruebas de QA - Página </w:t>
     </w:r>
     <w:r>
       <w:fldChar w:fldCharType="begin"/>
@@ -12979,7 +13039,7 @@
 </file>
 
 <file path=word/footnotes.xml><?xml version="1.0" encoding="utf-8"?>
-<w:footnotes xmlns:wpc="http://schemas.microsoft.com/office/word/2010/wordprocessingCanvas" xmlns:cx="http://schemas.microsoft.com/office/drawing/2014/chartex" xmlns:cx1="http://schemas.microsoft.com/office/drawing/2015/9/8/chartex" xmlns:cx2="http://schemas.microsoft.com/office/drawing/2015/10/21/chartex" xmlns:cx3="http://schemas.microsoft.com/office/drawing/2016/5/9/chartex" xmlns:cx4="http://schemas.microsoft.com/office/drawing/2016/5/10/chartex" xmlns:cx5="http://schemas.microsoft.com/office/drawing/2016/5/11/chartex" xmlns:cx6="http://schemas.microsoft.com/office/drawing/2016/5/12/chartex" xmlns:cx7="http://schemas.microsoft.com/office/drawing/2016/5/13/chartex" xmlns:cx8="http://schemas.microsoft.com/office/drawing/2016/5/14/chartex" xmlns:mc="http://schemas.openxmlformats.org/markup-compatibility/2006" xmlns:aink="http://schemas.microsoft.com/office/drawing/2016/ink" xmlns:am3d="http://schemas.microsoft.com/office/drawing/2017/model3d" xmlns:o="urn:schemas-microsoft-com:office:office" xmlns:oel="http://schemas.microsoft.com/office/2019/extlst" xmlns:r="http://schemas.openxmlformats.org/officeDocument/2006/relationships" xmlns:m="http://schemas.openxmlformats.org/officeDocument/2006/math" xmlns:v="urn:schemas-microsoft-com:vml" xmlns:wp14="http://schemas.microsoft.com/office/word/2010/wordprocessingDrawing" xmlns:wp="http://schemas.openxmlformats.org/drawingml/2006/wordprocessingDrawing" xmlns:w10="urn:schemas-microsoft-com:office:word" xmlns:w="http://schemas.openxmlformats.org/wordprocessingml/2006/main" xmlns:w14="http://schemas.microsoft.com/office/word/2010/wordml" xmlns:w15="http://schemas.microsoft.com/office/word/2012/wordml" xmlns:w16cex="http://schemas.microsoft.com/office/word/2018/wordml/cex" xmlns:w16cid="http://schemas.microsoft.com/office/word/2016/wordml/cid" xmlns:w16="http://schemas.microsoft.com/office/word/2018/wordml" xmlns:w16du="http://schemas.microsoft.com/office/word/2023/wordml/word16du" xmlns:w16sdtdh="http://schemas.microsoft.com/office/word/2020/wordml/sdtdatahash" xmlns:w16sdtfl="http://schemas.microsoft.com/office/word/2024/wordml/sdtformatlock" xmlns:w16se="http://schemas.microsoft.com/office/word/2015/wordml/symex" xmlns:wpg="http://schemas.microsoft.com/office/word/2010/wordprocessingGroup" xmlns:wpi="http://schemas.microsoft.com/office/word/2010/wordprocessingInk" xmlns:wne="http://schemas.microsoft.com/office/word/2006/wordml" xmlns:wps="http://schemas.microsoft.com/office/word/2010/wordprocessingShape" mc:Ignorable="w14 w15 w16se w16cid w16 w16cex w16sdtdh w16sdtfl w16du wp14">
+<w:footnotes xmlns:wpc="http://schemas.microsoft.com/office/word/2010/wordprocessingCanvas" xmlns:cx="http://schemas.microsoft.com/office/drawing/2014/chartex" xmlns:cx1="http://schemas.microsoft.com/office/drawing/2015/9/8/chartex" xmlns:cx2="http://schemas.microsoft.com/office/drawing/2015/10/21/chartex" xmlns:cx3="http://schemas.microsoft.com/office/drawing/2016/5/9/chartex" xmlns:cx4="http://schemas.microsoft.com/office/drawing/2016/5/10/chartex" xmlns:cx5="http://schemas.microsoft.com/office/drawing/2016/5/11/chartex" xmlns:cx6="http://schemas.microsoft.com/office/drawing/2016/5/12/chartex" xmlns:cx7="http://schemas.microsoft.com/office/drawing/2016/5/13/chartex" xmlns:cx8="http://schemas.microsoft.com/office/drawing/2016/5/14/chartex" xmlns:mc="http://schemas.openxmlformats.org/markup-compatibility/2006" xmlns:aink="http://schemas.microsoft.com/office/drawing/2016/ink" xmlns:am3d="http://schemas.microsoft.com/office/drawing/2017/model3d" xmlns:o="urn:schemas-microsoft-com:office:office" xmlns:oel="http://schemas.microsoft.com/office/2019/extlst" xmlns:r="http://schemas.openxmlformats.org/officeDocument/2006/relationships" xmlns:m="http://schemas.openxmlformats.org/officeDocument/2006/math" xmlns:v="urn:schemas-microsoft-com:vml" xmlns:wp14="http://schemas.microsoft.com/office/word/2010/wordprocessingDrawing" xmlns:wp="http://schemas.openxmlformats.org/drawingml/2006/wordprocessingDrawing" xmlns:w10="urn:schemas-microsoft-com:office:word" xmlns:w="http://schemas.openxmlformats.org/wordprocessingml/2006/main" xmlns:w14="http://schemas.microsoft.com/office/word/2010/wordml" xmlns:w15="http://schemas.microsoft.com/office/word/2012/wordml" xmlns:w16cei="http://schemas.microsoft.com/office/word/2026/wordml/cei" xmlns:w16cex="http://schemas.microsoft.com/office/word/2018/wordml/cex" xmlns:w16cid="http://schemas.microsoft.com/office/word/2016/wordml/cid" xmlns:w16="http://schemas.microsoft.com/office/word/2018/wordml" xmlns:w16du="http://schemas.microsoft.com/office/word/2023/wordml/word16du" xmlns:w16sdtdh="http://schemas.microsoft.com/office/word/2020/wordml/sdtdatahash" xmlns:w16sdtfl="http://schemas.microsoft.com/office/word/2024/wordml/sdtformatlock" xmlns:w16se="http://schemas.microsoft.com/office/word/2015/wordml/symex" xmlns:wpg="http://schemas.microsoft.com/office/word/2010/wordprocessingGroup" xmlns:wpi="http://schemas.microsoft.com/office/word/2010/wordprocessingInk" xmlns:wne="http://schemas.microsoft.com/office/word/2006/wordml" xmlns:wps="http://schemas.microsoft.com/office/word/2010/wordprocessingShape" mc:Ignorable="w14 w15 w16se w16cid w16 w16cex w16sdtdh w16sdtfl w16du wp14">
   <w:footnote w:type="separator" w:id="-1">
     <w:p>
       <w:pPr>
@@ -13004,7 +13064,7 @@
 </file>
 
 <file path=word/numbering.xml><?xml version="1.0" encoding="utf-8"?>
-<w:numbering xmlns:wpc="http://schemas.microsoft.com/office/word/2010/wordprocessingCanvas" xmlns:cx="http://schemas.microsoft.com/office/drawing/2014/chartex" xmlns:cx1="http://schemas.microsoft.com/office/drawing/2015/9/8/chartex" xmlns:cx2="http://schemas.microsoft.com/office/drawing/2015/10/21/chartex" xmlns:cx3="http://schemas.microsoft.com/office/drawing/2016/5/9/chartex" xmlns:cx4="http://schemas.microsoft.com/office/drawing/2016/5/10/chartex" xmlns:cx5="http://schemas.microsoft.com/office/drawing/2016/5/11/chartex" xmlns:cx6="http://schemas.microsoft.com/office/drawing/2016/5/12/chartex" xmlns:cx7="http://schemas.microsoft.com/office/drawing/2016/5/13/chartex" xmlns:cx8="http://schemas.microsoft.com/office/drawing/2016/5/14/chartex" xmlns:mc="http://schemas.openxmlformats.org/markup-compatibility/2006" xmlns:aink="http://schemas.microsoft.com/office/drawing/2016/ink" xmlns:am3d="http://schemas.microsoft.com/office/drawing/2017/model3d" xmlns:o="urn:schemas-microsoft-com:office:office" xmlns:oel="http://schemas.microsoft.com/office/2019/extlst" xmlns:r="http://schemas.openxmlformats.org/officeDocument/2006/relationships" xmlns:m="http://schemas.openxmlformats.org/officeDocument/2006/math" xmlns:v="urn:schemas-microsoft-com:vml" xmlns:wp14="http://schemas.microsoft.com/office/word/2010/wordprocessingDrawing" xmlns:wp="http://schemas.openxmlformats.org/drawingml/2006/wordprocessingDrawing" xmlns:w10="urn:schemas-microsoft-com:office:word" xmlns:w="http://schemas.openxmlformats.org/wordprocessingml/2006/main" xmlns:w14="http://schemas.microsoft.com/office/word/2010/wordml" xmlns:w15="http://schemas.microsoft.com/office/word/2012/wordml" xmlns:w16cex="http://schemas.microsoft.com/office/word/2018/wordml/cex" xmlns:w16cid="http://schemas.microsoft.com/office/word/2016/wordml/cid" xmlns:w16="http://schemas.microsoft.com/office/word/2018/wordml" xmlns:w16du="http://schemas.microsoft.com/office/word/2023/wordml/word16du" xmlns:w16sdtdh="http://schemas.microsoft.com/office/word/2020/wordml/sdtdatahash" xmlns:w16sdtfl="http://schemas.microsoft.com/office/word/2024/wordml/sdtformatlock" xmlns:w16se="http://schemas.microsoft.com/office/word/2015/wordml/symex" xmlns:wpg="http://schemas.microsoft.com/office/word/2010/wordprocessingGroup" xmlns:wpi="http://schemas.microsoft.com/office/word/2010/wordprocessingInk" xmlns:wne="http://schemas.microsoft.com/office/word/2006/wordml" xmlns:wps="http://schemas.microsoft.com/office/word/2010/wordprocessingShape" mc:Ignorable="w14 w15 w16se w16cid w16 w16cex w16sdtdh w16sdtfl w16du wp14">
+<w:numbering xmlns:wpc="http://schemas.microsoft.com/office/word/2010/wordprocessingCanvas" xmlns:cx="http://schemas.microsoft.com/office/drawing/2014/chartex" xmlns:cx1="http://schemas.microsoft.com/office/drawing/2015/9/8/chartex" xmlns:cx2="http://schemas.microsoft.com/office/drawing/2015/10/21/chartex" xmlns:cx3="http://schemas.microsoft.com/office/drawing/2016/5/9/chartex" xmlns:cx4="http://schemas.microsoft.com/office/drawing/2016/5/10/chartex" xmlns:cx5="http://schemas.microsoft.com/office/drawing/2016/5/11/chartex" xmlns:cx6="http://schemas.microsoft.com/office/drawing/2016/5/12/chartex" xmlns:cx7="http://schemas.microsoft.com/office/drawing/2016/5/13/chartex" xmlns:cx8="http://schemas.microsoft.com/office/drawing/2016/5/14/chartex" xmlns:mc="http://schemas.openxmlformats.org/markup-compatibility/2006" xmlns:aink="http://schemas.microsoft.com/office/drawing/2016/ink" xmlns:am3d="http://schemas.microsoft.com/office/drawing/2017/model3d" xmlns:o="urn:schemas-microsoft-com:office:office" xmlns:oel="http://schemas.microsoft.com/office/2019/extlst" xmlns:r="http://schemas.openxmlformats.org/officeDocument/2006/relationships" xmlns:m="http://schemas.openxmlformats.org/officeDocument/2006/math" xmlns:v="urn:schemas-microsoft-com:vml" xmlns:wp14="http://schemas.microsoft.com/office/word/2010/wordprocessingDrawing" xmlns:wp="http://schemas.openxmlformats.org/drawingml/2006/wordprocessingDrawing" xmlns:w10="urn:schemas-microsoft-com:office:word" xmlns:w="http://schemas.openxmlformats.org/wordprocessingml/2006/main" xmlns:w14="http://schemas.microsoft.com/office/word/2010/wordml" xmlns:w15="http://schemas.microsoft.com/office/word/2012/wordml" xmlns:w16cei="http://schemas.microsoft.com/office/word/2026/wordml/cei" xmlns:w16cex="http://schemas.microsoft.com/office/word/2018/wordml/cex" xmlns:w16cid="http://schemas.microsoft.com/office/word/2016/wordml/cid" xmlns:w16="http://schemas.microsoft.com/office/word/2018/wordml" xmlns:w16du="http://schemas.microsoft.com/office/word/2023/wordml/word16du" xmlns:w16sdtdh="http://schemas.microsoft.com/office/word/2020/wordml/sdtdatahash" xmlns:w16sdtfl="http://schemas.microsoft.com/office/word/2024/wordml/sdtformatlock" xmlns:w16se="http://schemas.microsoft.com/office/word/2015/wordml/symex" xmlns:wpg="http://schemas.microsoft.com/office/word/2010/wordprocessingGroup" xmlns:wpi="http://schemas.microsoft.com/office/word/2010/wordprocessingInk" xmlns:wne="http://schemas.microsoft.com/office/word/2006/wordml" xmlns:wps="http://schemas.microsoft.com/office/word/2010/wordprocessingShape" mc:Ignorable="w14 w15 w16se w16cid w16 w16cex w16sdtdh w16sdtfl w16du wp14">
   <w:abstractNum w:abstractNumId="0" w15:restartNumberingAfterBreak="0">
     <w:nsid w:val="FFFFFF7C"/>
     <w:multiLevelType w:val="singleLevel"/>
@@ -13816,6 +13876,7 @@
   <w:style w:type="character" w:default="1" w:styleId="Fuentedeprrafopredeter">
     <w:name w:val="Default Paragraph Font"/>
     <w:uiPriority w:val="1"/>
+    <w:semiHidden/>
     <w:unhideWhenUsed/>
   </w:style>
   <w:style w:type="table" w:default="1" w:styleId="Tablanormal">
